--- a/test/PubMedOut-4/PubMedOut-4.xml.docx
+++ b/test/PubMedOut-4/PubMedOut-4.xml.docx
@@ -1498,7 +1498,7 @@
 <w:ftr xmlns:w="http://schemas.openxmlformats.org/wordprocessingml/2006/main">
   <w:p>
     <w:r>
-      <w:t xml:space="preserve">2026-06-21 19:43Z / </w:t>
+      <w:t xml:space="preserve">2026-06-22 13:43Z / </w:t>
     </w:r>
     <w:hyperlink>
       <w:r>

--- a/test/PubMedOut-4/PubMedOut-4.xml.docx
+++ b/test/PubMedOut-4/PubMedOut-4.xml.docx
@@ -1498,7 +1498,7 @@
 <w:ftr xmlns:w="http://schemas.openxmlformats.org/wordprocessingml/2006/main">
   <w:p>
     <w:r>
-      <w:t xml:space="preserve">2026-06-22 13:43Z / </w:t>
+      <w:t xml:space="preserve">2026-06-22 15:57Z / </w:t>
     </w:r>
     <w:hyperlink>
       <w:r>

--- a/test/PubMedOut-4/PubMedOut-4.xml.docx
+++ b/test/PubMedOut-4/PubMedOut-4.xml.docx
@@ -1498,7 +1498,7 @@
 <w:ftr xmlns:w="http://schemas.openxmlformats.org/wordprocessingml/2006/main">
   <w:p>
     <w:r>
-      <w:t xml:space="preserve">2026-06-22 15:57Z / </w:t>
+      <w:t xml:space="preserve">2026-06-23 00:23Z / </w:t>
     </w:r>
     <w:hyperlink>
       <w:r>
